--- a/docs/Короткие_инструкции/docx/S3_Как_запустить_режим_автономной_навигации_по_карте_для_симуляции.docx
+++ b/docs/Короткие_инструкции/docx/S3_Как_запустить_режим_автономной_навигации_по_карте_для_симуляции.docx
@@ -338,6 +338,7 @@
     <w:p>
       <w:pPr>
         <w:numPr>
+          <w:ilvl w:val="0"/>
           <w:numId w:val="0"/>
         </w:numPr>
         <w:ind w:leftChars="0"/>
@@ -357,6 +358,7 @@
     <w:p>
       <w:pPr>
         <w:numPr>
+          <w:ilvl w:val="0"/>
           <w:numId w:val="0"/>
         </w:numPr>
         <w:ind w:leftChars="0"/>
@@ -405,12 +407,33 @@
           <w:vertAlign w:val="baseline"/>
           <w:lang w:val="en-US"/>
         </w:rPr>
-        <w:t>ros2 launch jetbot_mirea_description gazebo.launch.py world_id:='navigation_2'</w:t>
+        <w:t xml:space="preserve">ros2 launch jetbot_mirea_description gazebo.launch.py </w:t>
+      </w:r>
+      <w:r>
+        <w:rPr>
+          <w:rFonts w:hint="default"/>
+          <w:sz w:val="22"/>
+          <w:szCs w:val="20"/>
+          <w:vertAlign w:val="baseline"/>
+          <w:lang w:val="ru-RU"/>
+        </w:rPr>
+        <w:t xml:space="preserve">\ </w:t>
+      </w:r>
+      <w:r>
+        <w:rPr>
+          <w:rFonts w:hint="default"/>
+          <w:sz w:val="22"/>
+          <w:szCs w:val="20"/>
+          <w:vertAlign w:val="baseline"/>
+          <w:lang w:val="en-US"/>
+        </w:rPr>
+        <w:t>world_id:='navigation_2'</w:t>
       </w:r>
     </w:p>
     <w:p>
       <w:pPr>
         <w:numPr>
+          <w:ilvl w:val="0"/>
           <w:numId w:val="0"/>
         </w:numPr>
         <w:bidi w:val="0"/>
@@ -431,6 +454,7 @@
     <w:p>
       <w:pPr>
         <w:numPr>
+          <w:ilvl w:val="0"/>
           <w:numId w:val="0"/>
         </w:numPr>
         <w:bidi w:val="0"/>
@@ -576,6 +600,7 @@
     <w:p>
       <w:pPr>
         <w:numPr>
+          <w:ilvl w:val="0"/>
           <w:numId w:val="0"/>
         </w:numPr>
         <w:ind w:leftChars="0"/>
@@ -1416,7 +1441,21 @@
           <w:rFonts w:hint="default"/>
           <w:lang w:val="ru-RU"/>
         </w:rPr>
-        <w:t xml:space="preserve"> робота и информации с датчиков на карте после применения инструмента «2D pose Estimate».</w:t>
+        <w:t xml:space="preserve"> робота и информации с датчиков на карте после применения инструмента «2D </w:t>
+      </w:r>
+      <w:r>
+        <w:rPr>
+          <w:rFonts w:hint="default"/>
+          <w:lang w:val="en-US"/>
+        </w:rPr>
+        <w:t>P</w:t>
+      </w:r>
+      <w:r>
+        <w:rPr>
+          <w:rFonts w:hint="default"/>
+          <w:lang w:val="ru-RU"/>
+        </w:rPr>
+        <w:t>ose Estimate».</w:t>
       </w:r>
     </w:p>
     <w:p>
@@ -1441,7 +1480,21 @@
           <w:rFonts w:hint="default"/>
           <w:lang w:val="ru-RU"/>
         </w:rPr>
-        <w:t>Если скан лидара и карта немного не совпадают - это нормально, в процессе движения робот уточнит своё местоположение. Процедуру задания роботу положения и направления с помощью инструмента «2D pose Estimate» можно повторить ещё раз даже после отображения робота.</w:t>
+        <w:t xml:space="preserve">Если скан лидара и карта немного не совпадают - это нормально, в процессе движения робот уточнит своё местоположение. Процедуру задания роботу положения и направления с помощью инструмента «2D </w:t>
+      </w:r>
+      <w:r>
+        <w:rPr>
+          <w:rFonts w:hint="default"/>
+          <w:lang w:val="en-US"/>
+        </w:rPr>
+        <w:t>P</w:t>
+      </w:r>
+      <w:r>
+        <w:rPr>
+          <w:rFonts w:hint="default"/>
+          <w:lang w:val="ru-RU"/>
+        </w:rPr>
+        <w:t>ose Estimate» можно повторить ещё раз даже после отображения робота.</w:t>
       </w:r>
     </w:p>
     <w:p>
@@ -1514,6 +1567,7 @@
     <w:p>
       <w:pPr>
         <w:numPr>
+          <w:ilvl w:val="0"/>
           <w:numId w:val="0"/>
         </w:numPr>
         <w:bidi w:val="0"/>
@@ -1697,16 +1751,7 @@
           <w:rFonts w:hint="default"/>
           <w:lang w:val="ru-RU"/>
         </w:rPr>
-        <w:t xml:space="preserve">Этот инструмент работает так же как  «2D pose Estimate». То есть для задания целевой точки вам нужно выбрать любую точку на карте, нажать и с нажатой левой кнопкой мыши ориентировать стрелку и отпустить. Появится зелёная </w:t>
-      </w:r>
-      <w:bookmarkStart w:id="1" w:name="_GoBack"/>
-      <w:bookmarkEnd w:id="1"/>
-      <w:r>
-        <w:rPr>
-          <w:rFonts w:hint="default"/>
-          <w:lang w:val="ru-RU"/>
-        </w:rPr>
-        <w:t>линия ведущая к Вашей точке и робот будет двигаться по ней, как изображено на рисунке 7.</w:t>
+        <w:t>Этот инструмент работает так же как  «2D pose Estimate». То есть для задания целевой точки вам нужно выбрать любую точку на карте, нажать и с нажатой левой кнопкой мыши ориентировать стрелку и отпустить. Появится зелёная линия ведущая к Вашей точке и робот будет двигаться по ней, как изображено на рисунке 7.</w:t>
       </w:r>
     </w:p>
     <w:p>
@@ -1930,14 +1975,8 @@
         </w:rPr>
         <w:t>-коды со ссылками на их аккаунты представлены ниже.</w:t>
       </w:r>
-    </w:p>
-    <w:p>
-      <w:pPr>
-        <w:rPr>
-          <w:rFonts w:hint="default"/>
-          <w:lang w:val="ru-RU"/>
-        </w:rPr>
-      </w:pPr>
+      <w:bookmarkStart w:id="1" w:name="_GoBack"/>
+      <w:bookmarkEnd w:id="1"/>
     </w:p>
     <w:tbl>
       <w:tblPr>
@@ -2408,7 +2447,7 @@
         </mc:Choice>
         <mc:Fallback>
           <w:pict>
-            <v:shape id="_x0000_s1026" o:spid="_x0000_s1026" o:spt="202" type="#_x0000_t202" style="position:absolute;left:0pt;margin-top:0pt;height:144pt;width:144pt;mso-position-horizontal:center;mso-position-horizontal-relative:margin;mso-wrap-style:none;z-index:251659264;mso-width-relative:page;mso-height-relative:page;" filled="f" stroked="f" coordsize="21600,21600" o:gfxdata="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">
+            <v:shape id="_x0000_s1026" o:spid="_x0000_s1026" o:spt="202" type="#_x0000_t202" style="position:absolute;left:0pt;margin-top:0pt;height:144pt;width:144pt;mso-position-horizontal:center;mso-position-horizontal-relative:margin;mso-wrap-style:none;z-index:251659264;mso-width-relative:page;mso-height-relative:page;" filled="f" stroked="f" coordsize="21600,21600" o:gfxdata="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">
               <v:fill on="f" focussize="0,0"/>
               <v:stroke on="f" weight="0.5pt"/>
               <v:imagedata o:title=""/>
@@ -3444,9 +3483,7 @@
 
 <file path=customXml/item1.xml><?xml version="1.0" encoding="utf-8"?>
 <s:customData xmlns="http://www.wps.cn/officeDocument/2013/wpsCustomData" xmlns:s="http://www.wps.cn/officeDocument/2013/wpsCustomData">
-  <customSectProps>
-    <customSectPr/>
-  </customSectProps>
+  <customSectProps/>
   <customShpExts>
     <customShpInfo spid="_x0000_s1026" textRotate="1"/>
   </customShpExts>

--- a/docs/Короткие_инструкции/docx/S3_Как_запустить_режим_автономной_навигации_по_карте_для_симуляции.docx
+++ b/docs/Короткие_инструкции/docx/S3_Как_запустить_режим_автономной_навигации_по_карте_для_симуляции.docx
@@ -390,44 +390,59 @@
     </w:p>
     <w:p>
       <w:pPr>
+        <w:numPr>
+          <w:numId w:val="0"/>
+        </w:numPr>
+        <w:ind w:leftChars="0"/>
+        <w:rPr>
+          <w:rFonts w:hint="default"/>
+          <w:lang w:val="ru-RU"/>
+        </w:rPr>
+      </w:pPr>
+    </w:p>
+    <w:p>
+      <w:pPr>
         <w:pStyle w:val="20"/>
         <w:bidi w:val="0"/>
         <w:rPr>
           <w:rFonts w:hint="default"/>
           <w:sz w:val="22"/>
-          <w:szCs w:val="20"/>
-          <w:lang w:val="ru-RU"/>
+          <w:szCs w:val="22"/>
+          <w:vertAlign w:val="baseline"/>
+          <w:lang w:val="en-US"/>
         </w:rPr>
       </w:pPr>
       <w:r>
         <w:rPr>
           <w:rFonts w:hint="default"/>
           <w:sz w:val="22"/>
-          <w:szCs w:val="20"/>
+          <w:szCs w:val="22"/>
           <w:vertAlign w:val="baseline"/>
           <w:lang w:val="en-US"/>
         </w:rPr>
-        <w:t xml:space="preserve">ros2 launch jetbot_mirea_description gazebo.launch.py </w:t>
-      </w:r>
-      <w:r>
+        <w:t>ros2 launch jetbot_mirea_description gazebo.launch.py \</w:t>
+      </w:r>
+    </w:p>
+    <w:p>
+      <w:pPr>
+        <w:pStyle w:val="20"/>
+        <w:bidi w:val="0"/>
         <w:rPr>
           <w:rFonts w:hint="default"/>
           <w:sz w:val="22"/>
-          <w:szCs w:val="20"/>
+          <w:szCs w:val="22"/>
+          <w:lang w:val="ru-RU"/>
+        </w:rPr>
+      </w:pPr>
+      <w:r>
+        <w:rPr>
+          <w:rFonts w:hint="default"/>
+          <w:sz w:val="22"/>
+          <w:szCs w:val="22"/>
           <w:vertAlign w:val="baseline"/>
-          <w:lang w:val="ru-RU"/>
-        </w:rPr>
-        <w:t xml:space="preserve">\ </w:t>
-      </w:r>
-      <w:r>
-        <w:rPr>
-          <w:rFonts w:hint="default"/>
-          <w:sz w:val="22"/>
-          <w:szCs w:val="20"/>
-          <w:vertAlign w:val="baseline"/>
-          <w:lang w:val="en-US"/>
-        </w:rPr>
-        <w:t>world_id:='navigation_2'</w:t>
+          <w:lang w:val="en-US"/>
+        </w:rPr>
+        <w:t>preset_id:='navigation_2'</w:t>
       </w:r>
     </w:p>
     <w:p>
@@ -582,19 +597,49 @@
         <w:bidi w:val="0"/>
         <w:rPr>
           <w:rFonts w:hint="default"/>
-          <w:sz w:val="20"/>
-          <w:szCs w:val="16"/>
-          <w:lang w:val="ru-RU"/>
-        </w:rPr>
-      </w:pPr>
-      <w:r>
-        <w:rPr>
-          <w:rFonts w:hint="default"/>
-          <w:sz w:val="20"/>
-          <w:szCs w:val="16"/>
-          <w:lang w:val="ru-RU"/>
-        </w:rPr>
-        <w:t>ros2 launch completed_scripts_jetbot load_map.launch.py config_choice:='2'</w:t>
+          <w:sz w:val="22"/>
+          <w:szCs w:val="20"/>
+          <w:lang w:val="en-US"/>
+        </w:rPr>
+      </w:pPr>
+      <w:r>
+        <w:rPr>
+          <w:rFonts w:hint="default"/>
+          <w:sz w:val="22"/>
+          <w:szCs w:val="20"/>
+          <w:lang w:val="ru-RU"/>
+        </w:rPr>
+        <w:t>ros2 launch completed_scripts_jetbot load_map.launch.py</w:t>
+      </w:r>
+      <w:r>
+        <w:rPr>
+          <w:rFonts w:hint="default"/>
+          <w:sz w:val="22"/>
+          <w:szCs w:val="20"/>
+          <w:lang w:val="en-US"/>
+        </w:rPr>
+        <w:t xml:space="preserve"> \</w:t>
+      </w:r>
+    </w:p>
+    <w:p>
+      <w:pPr>
+        <w:pStyle w:val="20"/>
+        <w:bidi w:val="0"/>
+        <w:rPr>
+          <w:rFonts w:hint="default"/>
+          <w:sz w:val="22"/>
+          <w:szCs w:val="20"/>
+          <w:lang w:val="ru-RU"/>
+        </w:rPr>
+      </w:pPr>
+      <w:r>
+        <w:rPr>
+          <w:rFonts w:hint="default"/>
+          <w:sz w:val="22"/>
+          <w:szCs w:val="20"/>
+          <w:lang w:val="ru-RU"/>
+        </w:rPr>
+        <w:t>config_choice:='2'</w:t>
       </w:r>
     </w:p>
     <w:p>
@@ -767,151 +812,6 @@
     </w:p>
     <w:p>
       <w:pPr>
-        <w:ind w:left="0" w:leftChars="0" w:firstLine="720" w:firstLineChars="0"/>
-        <w:rPr>
-          <w:rFonts w:hint="default"/>
-          <w:lang w:val="ru-RU"/>
-        </w:rPr>
-      </w:pPr>
-      <w:r>
-        <w:rPr>
-          <w:rFonts w:hint="default"/>
-          <w:b/>
-          <w:bCs/>
-          <w:u w:val="single"/>
-          <w:lang w:val="ru-RU"/>
-        </w:rPr>
-        <w:t>Важно!</w:t>
-      </w:r>
-      <w:r>
-        <w:rPr>
-          <w:rFonts w:hint="default"/>
-          <w:b w:val="0"/>
-          <w:bCs w:val="0"/>
-          <w:u w:val="none"/>
-          <w:lang w:val="ru-RU"/>
-        </w:rPr>
-        <w:t xml:space="preserve"> </w:t>
-      </w:r>
-      <w:r>
-        <w:rPr>
-          <w:rFonts w:hint="default"/>
-          <w:b/>
-          <w:bCs/>
-          <w:u w:val="none"/>
-          <w:lang w:val="ru-RU"/>
-        </w:rPr>
-        <w:t>НЕ</w:t>
-      </w:r>
-      <w:r>
-        <w:rPr>
-          <w:rFonts w:hint="default"/>
-          <w:b w:val="0"/>
-          <w:bCs w:val="0"/>
-          <w:u w:val="none"/>
-          <w:lang w:val="ru-RU"/>
-        </w:rPr>
-        <w:t xml:space="preserve"> убирайте галочку с чекбокса </w:t>
-      </w:r>
-      <w:r>
-        <w:rPr>
-          <w:rFonts w:hint="default"/>
-          <w:b w:val="0"/>
-          <w:bCs w:val="0"/>
-          <w:u w:val="none"/>
-          <w:lang w:val="en-US"/>
-        </w:rPr>
-        <w:t xml:space="preserve"> </w:t>
-      </w:r>
-      <w:r>
-        <w:rPr>
-          <w:rFonts w:hint="default"/>
-          <w:b w:val="0"/>
-          <w:bCs w:val="0"/>
-          <w:u w:val="none"/>
-          <w:lang w:val="ru-RU"/>
-        </w:rPr>
-        <w:t>«</w:t>
-      </w:r>
-      <w:r>
-        <w:rPr>
-          <w:rFonts w:hint="default"/>
-          <w:b w:val="0"/>
-          <w:bCs w:val="0"/>
-          <w:u w:val="none"/>
-          <w:lang w:val="en-US"/>
-        </w:rPr>
-        <w:t>Map</w:t>
-      </w:r>
-      <w:r>
-        <w:rPr>
-          <w:rFonts w:hint="default"/>
-          <w:b w:val="0"/>
-          <w:bCs w:val="0"/>
-          <w:u w:val="none"/>
-          <w:lang w:val="ru-RU"/>
-        </w:rPr>
-        <w:t>»</w:t>
-      </w:r>
-      <w:r>
-        <w:rPr>
-          <w:rFonts w:hint="default"/>
-          <w:b w:val="0"/>
-          <w:bCs w:val="0"/>
-          <w:u w:val="none"/>
-          <w:lang w:val="en-US"/>
-        </w:rPr>
-        <w:t xml:space="preserve"> </w:t>
-      </w:r>
-      <w:r>
-        <w:rPr>
-          <w:rFonts w:hint="default"/>
-          <w:b w:val="0"/>
-          <w:bCs w:val="0"/>
-          <w:u w:val="none"/>
-          <w:lang w:val="ru-RU"/>
-        </w:rPr>
-        <w:t>на панели «</w:t>
-      </w:r>
-      <w:r>
-        <w:rPr>
-          <w:rFonts w:hint="default"/>
-          <w:b w:val="0"/>
-          <w:bCs w:val="0"/>
-          <w:u w:val="none"/>
-          <w:lang w:val="en-US"/>
-        </w:rPr>
-        <w:t>Displays</w:t>
-      </w:r>
-      <w:r>
-        <w:rPr>
-          <w:rFonts w:hint="default"/>
-          <w:b w:val="0"/>
-          <w:bCs w:val="0"/>
-          <w:u w:val="none"/>
-          <w:lang w:val="ru-RU"/>
-        </w:rPr>
-        <w:t xml:space="preserve">», иначе карта пропадёт и обратное её нельзя будет вернуть без перезапуска </w:t>
-      </w:r>
-      <w:r>
-        <w:rPr>
-          <w:rFonts w:hint="default"/>
-          <w:lang w:val="ru-RU"/>
-        </w:rPr>
-        <w:t>map-сервера. Если так случилось и карта пропала, то верните галочку и остановите выполнения команды в терминале из п.5, а потом повторите п. 5 ещё раз, т. е. перезапустите команду.</w:t>
-      </w:r>
-    </w:p>
-    <w:p>
-      <w:pPr>
-        <w:ind w:left="0" w:leftChars="0" w:firstLine="720" w:firstLineChars="0"/>
-        <w:rPr>
-          <w:rFonts w:hint="default"/>
-          <w:lang w:val="ru-RU"/>
-        </w:rPr>
-      </w:pPr>
-    </w:p>
-    <w:p>
-      <w:pPr>
         <w:numPr>
           <w:ilvl w:val="0"/>
           <w:numId w:val="2"/>
@@ -1076,7 +976,21 @@
           <w:rFonts w:hint="default"/>
           <w:lang w:val="ru-RU"/>
         </w:rPr>
-        <w:t xml:space="preserve"> инструмента «2D pose Estimate».</w:t>
+        <w:t xml:space="preserve"> инструмента «2D </w:t>
+      </w:r>
+      <w:r>
+        <w:rPr>
+          <w:rFonts w:hint="default"/>
+          <w:lang w:val="en-US"/>
+        </w:rPr>
+        <w:t>P</w:t>
+      </w:r>
+      <w:r>
+        <w:rPr>
+          <w:rFonts w:hint="default"/>
+          <w:lang w:val="ru-RU"/>
+        </w:rPr>
+        <w:t>ose Estimate».</w:t>
       </w:r>
     </w:p>
     <w:p>
@@ -1340,7 +1254,7 @@
           <w:rFonts w:hint="default"/>
           <w:lang w:val="en-US"/>
         </w:rPr>
-        <w:t>2D pose Estimate</w:t>
+        <w:t>2D Pose Estimate</w:t>
       </w:r>
       <w:r>
         <w:rPr>
@@ -1532,15 +1446,15 @@
         <w:rPr>
           <w:rFonts w:hint="default"/>
           <w:sz w:val="22"/>
-          <w:szCs w:val="20"/>
-          <w:lang w:val="ru-RU"/>
+          <w:szCs w:val="22"/>
+          <w:lang w:val="en-US"/>
         </w:rPr>
       </w:pPr>
       <w:r>
         <w:rPr>
           <w:rFonts w:hint="default"/>
           <w:sz w:val="22"/>
-          <w:szCs w:val="20"/>
+          <w:szCs w:val="22"/>
           <w:lang w:val="ru-RU"/>
         </w:rPr>
         <w:t>ros2 launch completed_scripts_jetbot navigation.launch.py</w:t>
@@ -1549,16 +1463,38 @@
         <w:rPr>
           <w:rFonts w:hint="default"/>
           <w:sz w:val="22"/>
-          <w:szCs w:val="20"/>
-          <w:lang w:val="en-US"/>
-        </w:rPr>
-        <w:t xml:space="preserve"> </w:t>
-      </w:r>
-      <w:r>
+          <w:szCs w:val="22"/>
+          <w:lang w:val="en-US"/>
+        </w:rPr>
+        <w:t xml:space="preserve"> \</w:t>
+      </w:r>
+    </w:p>
+    <w:p>
+      <w:pPr>
+        <w:pStyle w:val="20"/>
+        <w:numPr>
+          <w:ilvl w:val="0"/>
+          <w:numId w:val="0"/>
+        </w:numPr>
+        <w:tabs>
+          <w:tab w:val="left" w:pos="0"/>
+        </w:tabs>
+        <w:bidi w:val="0"/>
+        <w:ind w:left="0" w:leftChars="0" w:firstLine="0" w:firstLineChars="0"/>
         <w:rPr>
           <w:rFonts w:hint="default"/>
           <w:sz w:val="22"/>
-          <w:szCs w:val="20"/>
+          <w:szCs w:val="22"/>
+          <w:lang w:val="ru-RU"/>
+        </w:rPr>
+      </w:pPr>
+      <w:bookmarkStart w:id="1" w:name="_GoBack"/>
+      <w:bookmarkEnd w:id="1"/>
+      <w:r>
+        <w:rPr>
+          <w:rFonts w:hint="default"/>
+          <w:sz w:val="22"/>
+          <w:szCs w:val="22"/>
           <w:lang w:val="ru-RU"/>
         </w:rPr>
         <w:t>config_choice:='2'</w:t>
@@ -1975,8 +1911,6 @@
         </w:rPr>
         <w:t>-коды со ссылками на их аккаунты представлены ниже.</w:t>
       </w:r>
-      <w:bookmarkStart w:id="1" w:name="_GoBack"/>
-      <w:bookmarkEnd w:id="1"/>
     </w:p>
     <w:tbl>
       <w:tblPr>
@@ -2447,7 +2381,7 @@
         </mc:Choice>
         <mc:Fallback>
           <w:pict>
-            <v:shape id="_x0000_s1026" o:spid="_x0000_s1026" o:spt="202" type="#_x0000_t202" style="position:absolute;left:0pt;margin-top:0pt;height:144pt;width:144pt;mso-position-horizontal:center;mso-position-horizontal-relative:margin;mso-wrap-style:none;z-index:251659264;mso-width-relative:page;mso-height-relative:page;" filled="f" stroked="f" coordsize="21600,21600" o:gfxdata="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">
+            <v:shape id="_x0000_s1026" o:spid="_x0000_s1026" o:spt="202" type="#_x0000_t202" style="position:absolute;left:0pt;margin-top:0pt;height:144pt;width:144pt;mso-position-horizontal:center;mso-position-horizontal-relative:margin;mso-wrap-style:none;z-index:251659264;mso-width-relative:page;mso-height-relative:page;" filled="f" stroked="f" coordsize="21600,21600" o:gfxdata="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">
               <v:fill on="f" focussize="0,0"/>
               <v:stroke on="f" weight="0.5pt"/>
               <v:imagedata o:title=""/>
@@ -3483,7 +3417,9 @@
 
 <file path=customXml/item1.xml><?xml version="1.0" encoding="utf-8"?>
 <s:customData xmlns="http://www.wps.cn/officeDocument/2013/wpsCustomData" xmlns:s="http://www.wps.cn/officeDocument/2013/wpsCustomData">
-  <customSectProps/>
+  <customSectProps>
+    <customSectPr/>
+  </customSectProps>
   <customShpExts>
     <customShpInfo spid="_x0000_s1026" textRotate="1"/>
   </customShpExts>
